--- a/docx/08-acl-seguridad/boletin-U08-avanzado.docx
+++ b/docx/08-acl-seguridad/boletin-U08-avanzado.docx
@@ -15,6 +15,9 @@
             <w:pStyle w:val="TOCHeading"/>
           </w:pPr>
           <w:r>
+            <w:rPr>
+              <w:lang w:val="es-ES"/>
+            </w:rPr>
             <w:t xml:space="preserve">Table of Contents</w:t>
           </w:r>
         </w:p>
@@ -34,6 +37,9 @@
         <w:pStyle w:val="Heading1"/>
       </w:pPr>
       <w:r>
+        <w:rPr>
+          <w:lang w:val="es-ES"/>
+        </w:rPr>
         <w:t xml:space="preserve">Boletín UD8 — Avanzado</w:t>
       </w:r>
     </w:p>
@@ -44,6 +50,9 @@
         <w:pStyle w:val="Heading1"/>
       </w:pPr>
       <w:r>
+        <w:rPr>
+          <w:lang w:val="es-ES"/>
+        </w:rPr>
         <w:t xml:space="preserve">📝 Boletín UD8 — Avanzado</w:t>
       </w:r>
     </w:p>
@@ -52,6 +61,9 @@
         <w:pStyle w:val="BlockText"/>
       </w:pPr>
       <w:r>
+        <w:rPr>
+          <w:lang w:val="es-ES"/>
+        </w:rPr>
         <w:t xml:space="preserve">Ejercicios que requieren aplicar ACLs con criterio. En los difíciles tienes pista.</w:t>
       </w:r>
     </w:p>
@@ -68,6 +80,9 @@
         <w:pStyle w:val="Heading2"/>
       </w:pPr>
       <w:r>
+        <w:rPr>
+          <w:lang w:val="es-ES"/>
+        </w:rPr>
         <w:t xml:space="preserve">1. ACL extendida: YouTube blocker</w:t>
       </w:r>
     </w:p>
@@ -76,6 +91,9 @@
         <w:pStyle w:val="FirstParagraph"/>
       </w:pPr>
       <w:r>
+        <w:rPr>
+          <w:lang w:val="es-ES"/>
+        </w:rPr>
         <w:t xml:space="preserve">El jefe quiere bloquear YouTube (173.194.0.0/16) en horario laboral (9:00-18:00). El resto del tráfico debe permitirse.</w:t>
       </w:r>
     </w:p>
@@ -88,6 +106,9 @@
         </w:numPr>
       </w:pPr>
       <w:r>
+        <w:rPr>
+          <w:lang w:val="es-ES"/>
+        </w:rPr>
         <w:t xml:space="preserve">Escribe la ACL extendida (con time-range)</w:t>
       </w:r>
     </w:p>
@@ -100,6 +121,9 @@
         </w:numPr>
       </w:pPr>
       <w:r>
+        <w:rPr>
+          <w:lang w:val="es-ES"/>
+        </w:rPr>
         <w:t xml:space="preserve">¿Dónde la aplicas (inbound/outbound, qué interfaz)?</w:t>
       </w:r>
     </w:p>
@@ -112,6 +136,9 @@
         </w:numPr>
       </w:pPr>
       <w:r>
+        <w:rPr>
+          <w:lang w:val="es-ES"/>
+        </w:rPr>
         <w:t xml:space="preserve">¿Qué pasa si el router no soporta time-range? ¿Alternativa?</w:t>
       </w:r>
     </w:p>
@@ -123,52 +150,83 @@
         <w:rPr>
           <w:b/>
           <w:bCs/>
+          <w:lang w:val="es-ES"/>
         </w:rPr>
         <w:t xml:space="preserve">Pista:</w:t>
       </w:r>
       <w:r>
+        <w:rPr>
+          <w:lang w:val="es-ES"/>
+        </w:rPr>
         <w:t xml:space="preserve"> </w:t>
       </w:r>
       <w:r>
         <w:rPr>
           <w:rStyle w:val="VerbatimChar"/>
+          <w:lang w:val="es-ES"/>
         </w:rPr>
         <w:t xml:space="preserve">time-range</w:t>
       </w:r>
       <w:r>
-        <w:t xml:space="preserve"> </w:t>
-      </w:r>
-      <w:r>
+        <w:rPr>
+          <w:lang w:val="es-ES"/>
+        </w:rPr>
+        <w:t xml:space="preserve"> </w:t>
+      </w:r>
+      <w:r>
+        <w:rPr>
+          <w:lang w:val="es-ES"/>
+        </w:rPr>
         <w:t xml:space="preserve">y</w:t>
       </w:r>
       <w:r>
+        <w:rPr>
+          <w:lang w:val="es-ES"/>
+        </w:rPr>
         <w:t xml:space="preserve"> </w:t>
       </w:r>
       <w:r>
         <w:rPr>
           <w:rStyle w:val="VerbatimChar"/>
+          <w:lang w:val="es-ES"/>
         </w:rPr>
         <w:t xml:space="preserve">absolute</w:t>
       </w:r>
       <w:r>
-        <w:t xml:space="preserve"> </w:t>
-      </w:r>
-      <w:r>
+        <w:rPr>
+          <w:lang w:val="es-ES"/>
+        </w:rPr>
+        <w:t xml:space="preserve"> </w:t>
+      </w:r>
+      <w:r>
+        <w:rPr>
+          <w:lang w:val="es-ES"/>
+        </w:rPr>
         <w:t xml:space="preserve">o</w:t>
       </w:r>
       <w:r>
+        <w:rPr>
+          <w:lang w:val="es-ES"/>
+        </w:rPr>
         <w:t xml:space="preserve"> </w:t>
       </w:r>
       <w:r>
         <w:rPr>
           <w:rStyle w:val="VerbatimChar"/>
+          <w:lang w:val="es-ES"/>
         </w:rPr>
         <w:t xml:space="preserve">periodic</w:t>
       </w:r>
       <w:r>
-        <w:t xml:space="preserve"> </w:t>
-      </w:r>
-      <w:r>
+        <w:rPr>
+          <w:lang w:val="es-ES"/>
+        </w:rPr>
+        <w:t xml:space="preserve"> </w:t>
+      </w:r>
+      <w:r>
+        <w:rPr>
+          <w:lang w:val="es-ES"/>
+        </w:rPr>
         <w:t xml:space="preserve">para horarios.</w:t>
       </w:r>
     </w:p>
@@ -179,6 +237,9 @@
         <w:pStyle w:val="Heading2"/>
       </w:pPr>
       <w:r>
+        <w:rPr>
+          <w:lang w:val="es-ES"/>
+        </w:rPr>
         <w:t xml:space="preserve">2. Diagnóstico de ACL</w:t>
       </w:r>
     </w:p>
@@ -187,6 +248,9 @@
         <w:pStyle w:val="FirstParagraph"/>
       </w:pPr>
       <w:r>
+        <w:rPr>
+          <w:lang w:val="es-ES"/>
+        </w:rPr>
         <w:t xml:space="preserve">Un administrador aplica esta ACL en G0/0 de un router (LAN 192.168.1.0/24):</w:t>
       </w:r>
     </w:p>
@@ -197,6 +261,7 @@
       <w:r>
         <w:rPr>
           <w:rStyle w:val="VerbatimChar"/>
+          <w:lang w:val="es-ES"/>
         </w:rPr>
         <w:t xml:space="preserve">access-list 10 deny 192.168.1.10</w:t>
       </w:r>
@@ -206,6 +271,7 @@
       <w:r>
         <w:rPr>
           <w:rStyle w:val="VerbatimChar"/>
+          <w:lang w:val="es-ES"/>
         </w:rPr>
         <w:t xml:space="preserve">access-list 10 permit 192.168.1.0 0.0.0.255</w:t>
       </w:r>
@@ -219,6 +285,9 @@
         </w:numPr>
       </w:pPr>
       <w:r>
+        <w:rPr>
+          <w:lang w:val="es-ES"/>
+        </w:rPr>
         <w:t xml:space="preserve">El PC 192.168.1.10 no puede acceder a Internet. ¿Es normal?</w:t>
       </w:r>
     </w:p>
@@ -231,6 +300,9 @@
         </w:numPr>
       </w:pPr>
       <w:r>
+        <w:rPr>
+          <w:lang w:val="es-ES"/>
+        </w:rPr>
         <w:t xml:space="preserve">¿Y el PC 192.168.1.20? ¿Puede acceder a Internet?</w:t>
       </w:r>
     </w:p>
@@ -243,6 +315,9 @@
         </w:numPr>
       </w:pPr>
       <w:r>
+        <w:rPr>
+          <w:lang w:val="es-ES"/>
+        </w:rPr>
         <w:t xml:space="preserve">¿Qué comando usarías para ver si la ACL está funcionando?</w:t>
       </w:r>
     </w:p>
@@ -255,6 +330,9 @@
         </w:numPr>
       </w:pPr>
       <w:r>
+        <w:rPr>
+          <w:lang w:val="es-ES"/>
+        </w:rPr>
         <w:t xml:space="preserve">Si la ACL se aplica outbound en G0/1 (hacia Internet), ¿cómo afecta al tráfico entre PCs de la misma LAN?</w:t>
       </w:r>
     </w:p>
@@ -265,6 +343,9 @@
         <w:pStyle w:val="Heading2"/>
       </w:pPr>
       <w:r>
+        <w:rPr>
+          <w:lang w:val="es-ES"/>
+        </w:rPr>
         <w:t xml:space="preserve">3. ACL de firewall básico</w:t>
       </w:r>
     </w:p>
@@ -273,6 +354,9 @@
         <w:pStyle w:val="FirstParagraph"/>
       </w:pPr>
       <w:r>
+        <w:rPr>
+          <w:lang w:val="es-ES"/>
+        </w:rPr>
         <w:t xml:space="preserve">Diseña una ACL para un router de borde que protege una red interna (192.168.1.0/24):</w:t>
       </w:r>
     </w:p>
@@ -284,37 +368,68 @@
         <w:rPr>
           <w:b/>
           <w:bCs/>
+          <w:lang w:val="es-ES"/>
         </w:rPr>
         <w:t xml:space="preserve">Reglas:</w:t>
       </w:r>
       <w:r>
-        <w:t xml:space="preserve"> </w:t>
-      </w:r>
-      <w:r>
+        <w:rPr>
+          <w:lang w:val="es-ES"/>
+        </w:rPr>
+        <w:t xml:space="preserve"> </w:t>
+      </w:r>
+      <w:r>
+        <w:rPr>
+          <w:lang w:val="es-ES"/>
+        </w:rPr>
         <w:t xml:space="preserve">1. Permitir HTTP/HTTPS saliente (cualquier destino)</w:t>
       </w:r>
       <w:r>
-        <w:t xml:space="preserve"> </w:t>
-      </w:r>
-      <w:r>
+        <w:rPr>
+          <w:lang w:val="es-ES"/>
+        </w:rPr>
+        <w:t xml:space="preserve"> </w:t>
+      </w:r>
+      <w:r>
+        <w:rPr>
+          <w:lang w:val="es-ES"/>
+        </w:rPr>
         <w:t xml:space="preserve">2. Permitir DNS saliente (UDP 53)</w:t>
       </w:r>
       <w:r>
-        <w:t xml:space="preserve"> </w:t>
-      </w:r>
-      <w:r>
+        <w:rPr>
+          <w:lang w:val="es-ES"/>
+        </w:rPr>
+        <w:t xml:space="preserve"> </w:t>
+      </w:r>
+      <w:r>
+        <w:rPr>
+          <w:lang w:val="es-ES"/>
+        </w:rPr>
         <w:t xml:space="preserve">3. Bloquear SSH saliente (TCP 22)</w:t>
       </w:r>
       <w:r>
-        <w:t xml:space="preserve"> </w:t>
-      </w:r>
-      <w:r>
+        <w:rPr>
+          <w:lang w:val="es-ES"/>
+        </w:rPr>
+        <w:t xml:space="preserve"> </w:t>
+      </w:r>
+      <w:r>
+        <w:rPr>
+          <w:lang w:val="es-ES"/>
+        </w:rPr>
         <w:t xml:space="preserve">4. Permitir todo el tráfico entrante de conexiones establecidas (tráfico de retorno)</w:t>
       </w:r>
       <w:r>
-        <w:t xml:space="preserve"> </w:t>
-      </w:r>
-      <w:r>
+        <w:rPr>
+          <w:lang w:val="es-ES"/>
+        </w:rPr>
+        <w:t xml:space="preserve"> </w:t>
+      </w:r>
+      <w:r>
+        <w:rPr>
+          <w:lang w:val="es-ES"/>
+        </w:rPr>
         <w:t xml:space="preserve">5. Denegar el resto</w:t>
       </w:r>
     </w:p>
@@ -326,28 +441,45 @@
         <w:rPr>
           <w:b/>
           <w:bCs/>
+          <w:lang w:val="es-ES"/>
         </w:rPr>
         <w:t xml:space="preserve">Pista:</w:t>
       </w:r>
       <w:r>
-        <w:t xml:space="preserve"> </w:t>
-      </w:r>
-      <w:r>
+        <w:rPr>
+          <w:lang w:val="es-ES"/>
+        </w:rPr>
+        <w:t xml:space="preserve"> </w:t>
+      </w:r>
+      <w:r>
+        <w:rPr>
+          <w:lang w:val="es-ES"/>
+        </w:rPr>
         <w:t xml:space="preserve">Usa</w:t>
       </w:r>
       <w:r>
+        <w:rPr>
+          <w:lang w:val="es-ES"/>
+        </w:rPr>
         <w:t xml:space="preserve"> </w:t>
       </w:r>
       <w:r>
         <w:rPr>
           <w:rStyle w:val="VerbatimChar"/>
+          <w:lang w:val="es-ES"/>
         </w:rPr>
         <w:t xml:space="preserve">established</w:t>
       </w:r>
       <w:r>
-        <w:t xml:space="preserve"> </w:t>
-      </w:r>
-      <w:r>
+        <w:rPr>
+          <w:lang w:val="es-ES"/>
+        </w:rPr>
+        <w:t xml:space="preserve"> </w:t>
+      </w:r>
+      <w:r>
+        <w:rPr>
+          <w:lang w:val="es-ES"/>
+        </w:rPr>
         <w:t xml:space="preserve">para permitir tráfico de retorno de conexiones iniciadas internamente.</w:t>
       </w:r>
     </w:p>
@@ -358,6 +490,9 @@
         <w:pStyle w:val="Heading2"/>
       </w:pPr>
       <w:r>
+        <w:rPr>
+          <w:lang w:val="es-ES"/>
+        </w:rPr>
         <w:t xml:space="preserve">4. ACL nombrada para horario</w:t>
       </w:r>
     </w:p>
@@ -366,65 +501,105 @@
         <w:pStyle w:val="FirstParagraph"/>
       </w:pPr>
       <w:r>
+        <w:rPr>
+          <w:lang w:val="es-ES"/>
+        </w:rPr>
         <w:t xml:space="preserve">Escribe una ACL nombrada</w:t>
       </w:r>
       <w:r>
+        <w:rPr>
+          <w:lang w:val="es-ES"/>
+        </w:rPr>
         <w:t xml:space="preserve"> </w:t>
       </w:r>
       <w:r>
         <w:rPr>
           <w:rStyle w:val="VerbatimChar"/>
+          <w:lang w:val="es-ES"/>
         </w:rPr>
         <w:t xml:space="preserve">BLOQUEAR_STREAMING</w:t>
       </w:r>
       <w:r>
-        <w:t xml:space="preserve"> </w:t>
-      </w:r>
-      <w:r>
+        <w:rPr>
+          <w:lang w:val="es-ES"/>
+        </w:rPr>
+        <w:t xml:space="preserve"> </w:t>
+      </w:r>
+      <w:r>
+        <w:rPr>
+          <w:lang w:val="es-ES"/>
+        </w:rPr>
         <w:t xml:space="preserve">que bloquee el puerto</w:t>
       </w:r>
       <w:r>
+        <w:rPr>
+          <w:lang w:val="es-ES"/>
+        </w:rPr>
         <w:t xml:space="preserve"> </w:t>
       </w:r>
       <w:r>
         <w:rPr>
           <w:b/>
           <w:bCs/>
+          <w:lang w:val="es-ES"/>
         </w:rPr>
         <w:t xml:space="preserve">443</w:t>
       </w:r>
       <w:r>
-        <w:t xml:space="preserve"> </w:t>
-      </w:r>
-      <w:r>
+        <w:rPr>
+          <w:lang w:val="es-ES"/>
+        </w:rPr>
+        <w:t xml:space="preserve"> </w:t>
+      </w:r>
+      <w:r>
+        <w:rPr>
+          <w:lang w:val="es-ES"/>
+        </w:rPr>
         <w:t xml:space="preserve">(HTTPS)</w:t>
       </w:r>
       <w:r>
+        <w:rPr>
+          <w:lang w:val="es-ES"/>
+        </w:rPr>
         <w:t xml:space="preserve"> </w:t>
       </w:r>
       <w:r>
         <w:rPr>
           <w:b/>
           <w:bCs/>
+          <w:lang w:val="es-ES"/>
         </w:rPr>
         <w:t xml:space="preserve">cualquier día de 9:00 a 18:00</w:t>
       </w:r>
       <w:r>
-        <w:t xml:space="preserve"> </w:t>
-      </w:r>
-      <w:r>
+        <w:rPr>
+          <w:lang w:val="es-ES"/>
+        </w:rPr>
+        <w:t xml:space="preserve"> </w:t>
+      </w:r>
+      <w:r>
+        <w:rPr>
+          <w:lang w:val="es-ES"/>
+        </w:rPr>
         <w:t xml:space="preserve">para la red interna 192.168.1.0/24, permitiendo el resto del tráfico. Incluye el</w:t>
       </w:r>
       <w:r>
+        <w:rPr>
+          <w:lang w:val="es-ES"/>
+        </w:rPr>
         <w:t xml:space="preserve"> </w:t>
       </w:r>
       <w:r>
         <w:rPr>
           <w:rStyle w:val="VerbatimChar"/>
+          <w:lang w:val="es-ES"/>
         </w:rPr>
         <w:t xml:space="preserve">time-range</w:t>
       </w:r>
       <w:r>
+        <w:rPr>
+          <w:lang w:val="es-ES"/>
+        </w:rPr>
         <w:t xml:space="preserve">, la ACL y su aplicación en la interfaz hacia Internet (G0/1).</w:t>
       </w:r>
     </w:p>
@@ -436,67 +611,108 @@
         <w:rPr>
           <w:b/>
           <w:bCs/>
+          <w:lang w:val="es-ES"/>
         </w:rPr>
         <w:t xml:space="preserve">Pista:</w:t>
       </w:r>
       <w:r>
-        <w:t xml:space="preserve"> </w:t>
-      </w:r>
-      <w:r>
+        <w:rPr>
+          <w:lang w:val="es-ES"/>
+        </w:rPr>
+        <w:t xml:space="preserve"> </w:t>
+      </w:r>
+      <w:r>
+        <w:rPr>
+          <w:lang w:val="es-ES"/>
+        </w:rPr>
         <w:t xml:space="preserve">usa</w:t>
       </w:r>
       <w:r>
+        <w:rPr>
+          <w:lang w:val="es-ES"/>
+        </w:rPr>
         <w:t xml:space="preserve"> </w:t>
       </w:r>
       <w:r>
         <w:rPr>
           <w:rStyle w:val="VerbatimChar"/>
+          <w:lang w:val="es-ES"/>
         </w:rPr>
         <w:t xml:space="preserve">time-range</w:t>
       </w:r>
       <w:r>
-        <w:t xml:space="preserve"> </w:t>
-      </w:r>
-      <w:r>
+        <w:rPr>
+          <w:lang w:val="es-ES"/>
+        </w:rPr>
+        <w:t xml:space="preserve"> </w:t>
+      </w:r>
+      <w:r>
+        <w:rPr>
+          <w:lang w:val="es-ES"/>
+        </w:rPr>
         <w:t xml:space="preserve">con</w:t>
       </w:r>
       <w:r>
+        <w:rPr>
+          <w:lang w:val="es-ES"/>
+        </w:rPr>
         <w:t xml:space="preserve"> </w:t>
       </w:r>
       <w:r>
         <w:rPr>
           <w:rStyle w:val="VerbatimChar"/>
+          <w:lang w:val="es-ES"/>
         </w:rPr>
         <w:t xml:space="preserve">periodic daily</w:t>
       </w:r>
       <w:r>
+        <w:rPr>
+          <w:lang w:val="es-ES"/>
+        </w:rPr>
         <w:t xml:space="preserve">, referencia la regla con</w:t>
       </w:r>
       <w:r>
+        <w:rPr>
+          <w:lang w:val="es-ES"/>
+        </w:rPr>
         <w:t xml:space="preserve"> </w:t>
       </w:r>
       <w:r>
         <w:rPr>
           <w:rStyle w:val="VerbatimChar"/>
+          <w:lang w:val="es-ES"/>
         </w:rPr>
         <w:t xml:space="preserve">time-range</w:t>
       </w:r>
       <w:r>
+        <w:rPr>
+          <w:lang w:val="es-ES"/>
+        </w:rPr>
         <w:t xml:space="preserve">, acaba con</w:t>
       </w:r>
       <w:r>
+        <w:rPr>
+          <w:lang w:val="es-ES"/>
+        </w:rPr>
         <w:t xml:space="preserve"> </w:t>
       </w:r>
       <w:r>
         <w:rPr>
           <w:rStyle w:val="VerbatimChar"/>
+          <w:lang w:val="es-ES"/>
         </w:rPr>
         <w:t xml:space="preserve">permit ip any any</w:t>
       </w:r>
       <w:r>
-        <w:t xml:space="preserve"> </w:t>
-      </w:r>
-      <w:r>
+        <w:rPr>
+          <w:lang w:val="es-ES"/>
+        </w:rPr>
+        <w:t xml:space="preserve"> </w:t>
+      </w:r>
+      <w:r>
+        <w:rPr>
+          <w:lang w:val="es-ES"/>
+        </w:rPr>
         <w:t xml:space="preserve">(recuerda el deny any implícito) y aplica la ACL outbound en G0/1.</w:t>
       </w:r>
     </w:p>
@@ -507,6 +723,9 @@
         <w:pStyle w:val="Heading2"/>
       </w:pPr>
       <w:r>
+        <w:rPr>
+          <w:lang w:val="es-ES"/>
+        </w:rPr>
         <w:t xml:space="preserve">5. El orden de las líneas importa</w:t>
       </w:r>
     </w:p>
@@ -515,6 +734,9 @@
         <w:pStyle w:val="FirstParagraph"/>
       </w:pPr>
       <w:r>
+        <w:rPr>
+          <w:lang w:val="es-ES"/>
+        </w:rPr>
         <w:t xml:space="preserve">Estas dos ACLs tienen las mismas líneas en distinto orden. ¿Qué tráfico pasa en cada caso?</w:t>
       </w:r>
     </w:p>
@@ -526,6 +748,7 @@
         <w:rPr>
           <w:b/>
           <w:bCs/>
+          <w:lang w:val="es-ES"/>
         </w:rPr>
         <w:t xml:space="preserve">ACL A:</w:t>
       </w:r>
@@ -537,6 +760,7 @@
       <w:r>
         <w:rPr>
           <w:rStyle w:val="VerbatimChar"/>
+          <w:lang w:val="es-ES"/>
         </w:rPr>
         <w:t xml:space="preserve">access-list 20 deny 192.168.1.0 0.0.0.255</w:t>
       </w:r>
@@ -546,6 +770,7 @@
       <w:r>
         <w:rPr>
           <w:rStyle w:val="VerbatimChar"/>
+          <w:lang w:val="es-ES"/>
         </w:rPr>
         <w:t xml:space="preserve">access-list 20 permit any</w:t>
       </w:r>
@@ -558,6 +783,7 @@
         <w:rPr>
           <w:b/>
           <w:bCs/>
+          <w:lang w:val="es-ES"/>
         </w:rPr>
         <w:t xml:space="preserve">ACL B:</w:t>
       </w:r>
@@ -569,6 +795,7 @@
       <w:r>
         <w:rPr>
           <w:rStyle w:val="VerbatimChar"/>
+          <w:lang w:val="es-ES"/>
         </w:rPr>
         <w:t xml:space="preserve">access-list 20 permit any</w:t>
       </w:r>
@@ -578,6 +805,7 @@
       <w:r>
         <w:rPr>
           <w:rStyle w:val="VerbatimChar"/>
+          <w:lang w:val="es-ES"/>
         </w:rPr>
         <w:t xml:space="preserve">access-list 20 deny 192.168.1.0 0.0.0.255</w:t>
       </w:r>
@@ -591,6 +819,9 @@
         </w:numPr>
       </w:pPr>
       <w:r>
+        <w:rPr>
+          <w:lang w:val="es-ES"/>
+        </w:rPr>
         <w:t xml:space="preserve">¿Qué hace cada una?</w:t>
       </w:r>
     </w:p>
@@ -603,6 +834,9 @@
         </w:numPr>
       </w:pPr>
       <w:r>
+        <w:rPr>
+          <w:lang w:val="es-ES"/>
+        </w:rPr>
         <w:t xml:space="preserve">¿Qué principio rompe la ACL B?</w:t>
       </w:r>
     </w:p>
@@ -614,29 +848,46 @@
         <w:rPr>
           <w:b/>
           <w:bCs/>
+          <w:lang w:val="es-ES"/>
         </w:rPr>
         <w:t xml:space="preserve">Pista:</w:t>
       </w:r>
       <w:r>
-        <w:t xml:space="preserve"> </w:t>
-      </w:r>
-      <w:r>
+        <w:rPr>
+          <w:lang w:val="es-ES"/>
+        </w:rPr>
+        <w:t xml:space="preserve"> </w:t>
+      </w:r>
+      <w:r>
+        <w:rPr>
+          <w:lang w:val="es-ES"/>
+        </w:rPr>
         <w:t xml:space="preserve">el router evalúa las líneas</w:t>
       </w:r>
       <w:r>
+        <w:rPr>
+          <w:lang w:val="es-ES"/>
+        </w:rPr>
         <w:t xml:space="preserve"> </w:t>
       </w:r>
       <w:r>
         <w:rPr>
           <w:b/>
           <w:bCs/>
+          <w:lang w:val="es-ES"/>
         </w:rPr>
         <w:t xml:space="preserve">en orden</w:t>
       </w:r>
       <w:r>
-        <w:t xml:space="preserve"> </w:t>
-      </w:r>
-      <w:r>
+        <w:rPr>
+          <w:lang w:val="es-ES"/>
+        </w:rPr>
+        <w:t xml:space="preserve"> </w:t>
+      </w:r>
+      <w:r>
+        <w:rPr>
+          <w:lang w:val="es-ES"/>
+        </w:rPr>
         <w:t xml:space="preserve">y para en la primera coincidencia.</w:t>
       </w:r>
     </w:p>
@@ -647,6 +898,9 @@
         <w:pStyle w:val="Heading2"/>
       </w:pPr>
       <w:r>
+        <w:rPr>
+          <w:lang w:val="es-ES"/>
+        </w:rPr>
         <w:t xml:space="preserve">6. ACL con error clásico</w:t>
       </w:r>
     </w:p>
@@ -655,6 +909,9 @@
         <w:pStyle w:val="FirstParagraph"/>
       </w:pPr>
       <w:r>
+        <w:rPr>
+          <w:lang w:val="es-ES"/>
+        </w:rPr>
         <w:t xml:space="preserve">Quieres permitir solo SSH a un servidor (10.0.0.50) desde la red de administración (192.168.100.0/24). Un compañero escribe:</w:t>
       </w:r>
     </w:p>
@@ -665,6 +922,7 @@
       <w:r>
         <w:rPr>
           <w:rStyle w:val="VerbatimChar"/>
+          <w:lang w:val="es-ES"/>
         </w:rPr>
         <w:t xml:space="preserve">access-list 110 permit tcp 192.168.100.0 0.0.0.255 host 10.0.0.50 eq 22</w:t>
       </w:r>
@@ -674,6 +932,7 @@
       <w:r>
         <w:rPr>
           <w:rStyle w:val="VerbatimChar"/>
+          <w:lang w:val="es-ES"/>
         </w:rPr>
         <w:t xml:space="preserve">access-list 110 deny ip any any</w:t>
       </w:r>
@@ -683,6 +942,7 @@
       <w:r>
         <w:rPr>
           <w:rStyle w:val="VerbatimChar"/>
+          <w:lang w:val="es-ES"/>
         </w:rPr>
         <w:t xml:space="preserve">access-list 110 permit icmp any any</w:t>
       </w:r>
@@ -696,6 +956,9 @@
         </w:numPr>
       </w:pPr>
       <w:r>
+        <w:rPr>
+          <w:lang w:val="es-ES"/>
+        </w:rPr>
         <w:t xml:space="preserve">¿Funciona el ping hacia el servidor? ¿Por qué?</w:t>
       </w:r>
     </w:p>
@@ -708,6 +971,9 @@
         </w:numPr>
       </w:pPr>
       <w:r>
+        <w:rPr>
+          <w:lang w:val="es-ES"/>
+        </w:rPr>
         <w:t xml:space="preserve">¿Cómo reordenas las líneas para conseguirlo? (pista: en una ACL numerada no puedes reordenar; ¿cómo se hace entonces?)</w:t>
       </w:r>
     </w:p>
@@ -720,18 +986,28 @@
         </w:numPr>
       </w:pPr>
       <w:r>
+        <w:rPr>
+          <w:lang w:val="es-ES"/>
+        </w:rPr>
         <w:t xml:space="preserve">¿Es necesaria la línea</w:t>
       </w:r>
       <w:r>
+        <w:rPr>
+          <w:lang w:val="es-ES"/>
+        </w:rPr>
         <w:t xml:space="preserve"> </w:t>
       </w:r>
       <w:r>
         <w:rPr>
           <w:rStyle w:val="VerbatimChar"/>
+          <w:lang w:val="es-ES"/>
         </w:rPr>
         <w:t xml:space="preserve">deny ip any any</w:t>
       </w:r>
       <w:r>
+        <w:rPr>
+          <w:lang w:val="es-ES"/>
+        </w:rPr>
         <w:t xml:space="preserve">?</w:t>
       </w:r>
     </w:p>
@@ -742,6 +1018,9 @@
         <w:pStyle w:val="Heading2"/>
       </w:pPr>
       <w:r>
+        <w:rPr>
+          <w:lang w:val="es-ES"/>
+        </w:rPr>
         <w:t xml:space="preserve">7. Port Security</w:t>
       </w:r>
     </w:p>
@@ -750,6 +1029,9 @@
         <w:pStyle w:val="FirstParagraph"/>
       </w:pPr>
       <w:r>
+        <w:rPr>
+          <w:lang w:val="es-ES"/>
+        </w:rPr>
         <w:t xml:space="preserve">Un switch tiene la interfaz G0/1 conectada al PC de recepción. Configura Port Security para que:</w:t>
       </w:r>
     </w:p>
@@ -762,6 +1044,9 @@
         </w:numPr>
       </w:pPr>
       <w:r>
+        <w:rPr>
+          <w:lang w:val="es-ES"/>
+        </w:rPr>
         <w:t xml:space="preserve">Solo aprenda una MAC y la guarde en la running-config (sticky).</w:t>
       </w:r>
     </w:p>
@@ -774,6 +1059,9 @@
         </w:numPr>
       </w:pPr>
       <w:r>
+        <w:rPr>
+          <w:lang w:val="es-ES"/>
+        </w:rPr>
         <w:t xml:space="preserve">Si llega otra MAC, descarte los paquetes infractores pero no apague el puerto y genere mensajes de log.</w:t>
       </w:r>
     </w:p>
@@ -786,6 +1074,9 @@
         </w:numPr>
       </w:pPr>
       <w:r>
+        <w:rPr>
+          <w:lang w:val="es-ES"/>
+        </w:rPr>
         <w:t xml:space="preserve">Escribe la configuración completa y el comando para ver el estado.</w:t>
       </w:r>
     </w:p>
@@ -797,37 +1088,58 @@
         <w:rPr>
           <w:b/>
           <w:bCs/>
+          <w:lang w:val="es-ES"/>
         </w:rPr>
         <w:t xml:space="preserve">Pista:</w:t>
       </w:r>
       <w:r>
+        <w:rPr>
+          <w:lang w:val="es-ES"/>
+        </w:rPr>
         <w:t xml:space="preserve"> </w:t>
       </w:r>
       <w:r>
         <w:rPr>
           <w:rStyle w:val="VerbatimChar"/>
+          <w:lang w:val="es-ES"/>
         </w:rPr>
         <w:t xml:space="preserve">switchport port-security violation restrict</w:t>
       </w:r>
       <w:r>
-        <w:t xml:space="preserve"> </w:t>
-      </w:r>
-      <w:r>
+        <w:rPr>
+          <w:lang w:val="es-ES"/>
+        </w:rPr>
+        <w:t xml:space="preserve"> </w:t>
+      </w:r>
+      <w:r>
+        <w:rPr>
+          <w:lang w:val="es-ES"/>
+        </w:rPr>
         <w:t xml:space="preserve">+</w:t>
       </w:r>
       <w:r>
+        <w:rPr>
+          <w:lang w:val="es-ES"/>
+        </w:rPr>
         <w:t xml:space="preserve"> </w:t>
       </w:r>
       <w:r>
         <w:rPr>
           <w:rStyle w:val="VerbatimChar"/>
+          <w:lang w:val="es-ES"/>
         </w:rPr>
         <w:t xml:space="preserve">logging</w:t>
       </w:r>
       <w:r>
-        <w:t xml:space="preserve"> </w:t>
-      </w:r>
-      <w:r>
+        <w:rPr>
+          <w:lang w:val="es-ES"/>
+        </w:rPr>
+        <w:t xml:space="preserve"> </w:t>
+      </w:r>
+      <w:r>
+        <w:rPr>
+          <w:lang w:val="es-ES"/>
+        </w:rPr>
         <w:t xml:space="preserve">integrado.</w:t>
       </w:r>
     </w:p>
@@ -838,6 +1150,9 @@
         <w:pStyle w:val="Heading2"/>
       </w:pPr>
       <w:r>
+        <w:rPr>
+          <w:lang w:val="es-ES"/>
+        </w:rPr>
         <w:t xml:space="preserve">8. Mini-caso final</w:t>
       </w:r>
     </w:p>
@@ -846,15 +1161,27 @@
         <w:pStyle w:val="FirstParagraph"/>
       </w:pPr>
       <w:r>
+        <w:rPr>
+          <w:lang w:val="es-ES"/>
+        </w:rPr>
         <w:t xml:space="preserve">Un instituto pide:</w:t>
       </w:r>
       <w:r>
-        <w:t xml:space="preserve"> </w:t>
-      </w:r>
-      <w:r>
+        <w:rPr>
+          <w:lang w:val="es-ES"/>
+        </w:rPr>
+        <w:t xml:space="preserve"> </w:t>
+      </w:r>
+      <w:r>
+        <w:rPr>
+          <w:lang w:val="es-ES"/>
+        </w:rPr>
         <w:t xml:space="preserve">“la sala de profesores (192.168.10.0/24) no puede usar el WiFi de alumnos (192.168.20.0/24), pero ambos deben salir a Internet (G0/2 del router) y los profesores acceden al servidor de notas (10.0.0.5) por HTTPS”</w:t>
       </w:r>
       <w:r>
+        <w:rPr>
+          <w:lang w:val="es-ES"/>
+        </w:rPr>
         <w:t xml:space="preserve">.</w:t>
       </w:r>
     </w:p>
@@ -867,6 +1194,9 @@
         </w:numPr>
       </w:pPr>
       <w:r>
+        <w:rPr>
+          <w:lang w:val="es-ES"/>
+        </w:rPr>
         <w:t xml:space="preserve">Diseña las ACLs mínimas (nómbralas) y di en qué interfaz/sentido las aplicas.</w:t>
       </w:r>
     </w:p>
@@ -879,6 +1209,9 @@
         </w:numPr>
       </w:pPr>
       <w:r>
+        <w:rPr>
+          <w:lang w:val="es-ES"/>
+        </w:rPr>
         <w:t xml:space="preserve">¿Qué pasa con el retorno del tráfico de profesores hacia el servidor con tu diseño?</w:t>
       </w:r>
     </w:p>
@@ -891,15 +1224,27 @@
         </w:numPr>
       </w:pPr>
       <w:r>
+        <w:rPr>
+          <w:lang w:val="es-ES"/>
+        </w:rPr>
         <w:t xml:space="preserve">¿Qué le dirías al director si pide</w:t>
       </w:r>
       <w:r>
-        <w:t xml:space="preserve"> </w:t>
-      </w:r>
-      <w:r>
+        <w:rPr>
+          <w:lang w:val="es-ES"/>
+        </w:rPr>
+        <w:t xml:space="preserve"> </w:t>
+      </w:r>
+      <w:r>
+        <w:rPr>
+          <w:lang w:val="es-ES"/>
+        </w:rPr>
         <w:t xml:space="preserve">“bloquear YouTube por completo”</w:t>
       </w:r>
       <w:r>
+        <w:rPr>
+          <w:lang w:val="es-ES"/>
+        </w:rPr>
         <w:t xml:space="preserve">? (reflexiona: ACLs vs herramientas adecuadas)</w:t>
       </w:r>
     </w:p>

--- a/docx/08-acl-seguridad/boletin-U08-avanzado.docx
+++ b/docx/08-acl-seguridad/boletin-U08-avanzado.docx
@@ -15,9 +15,6 @@
             <w:pStyle w:val="TOCHeading"/>
           </w:pPr>
           <w:r>
-            <w:rPr>
-              <w:lang w:val="es-ES"/>
-            </w:rPr>
             <w:t xml:space="preserve">Table of Contents</w:t>
           </w:r>
         </w:p>
@@ -37,9 +34,6 @@
         <w:pStyle w:val="Heading1"/>
       </w:pPr>
       <w:r>
-        <w:rPr>
-          <w:lang w:val="es-ES"/>
-        </w:rPr>
         <w:t xml:space="preserve">Boletín UD8 — Avanzado</w:t>
       </w:r>
     </w:p>
@@ -50,9 +44,6 @@
         <w:pStyle w:val="Heading1"/>
       </w:pPr>
       <w:r>
-        <w:rPr>
-          <w:lang w:val="es-ES"/>
-        </w:rPr>
         <w:t xml:space="preserve">📝 Boletín UD8 — Avanzado</w:t>
       </w:r>
     </w:p>
@@ -61,9 +52,6 @@
         <w:pStyle w:val="BlockText"/>
       </w:pPr>
       <w:r>
-        <w:rPr>
-          <w:lang w:val="es-ES"/>
-        </w:rPr>
         <w:t xml:space="preserve">Ejercicios que requieren aplicar ACLs con criterio. En los difíciles tienes pista.</w:t>
       </w:r>
     </w:p>
@@ -80,9 +68,6 @@
         <w:pStyle w:val="Heading2"/>
       </w:pPr>
       <w:r>
-        <w:rPr>
-          <w:lang w:val="es-ES"/>
-        </w:rPr>
         <w:t xml:space="preserve">1. ACL extendida: YouTube blocker</w:t>
       </w:r>
     </w:p>
@@ -91,9 +76,6 @@
         <w:pStyle w:val="FirstParagraph"/>
       </w:pPr>
       <w:r>
-        <w:rPr>
-          <w:lang w:val="es-ES"/>
-        </w:rPr>
         <w:t xml:space="preserve">El jefe quiere bloquear YouTube (173.194.0.0/16) en horario laboral (9:00-18:00). El resto del tráfico debe permitirse.</w:t>
       </w:r>
     </w:p>
@@ -106,9 +88,6 @@
         </w:numPr>
       </w:pPr>
       <w:r>
-        <w:rPr>
-          <w:lang w:val="es-ES"/>
-        </w:rPr>
         <w:t xml:space="preserve">Escribe la ACL extendida (con time-range)</w:t>
       </w:r>
     </w:p>
@@ -121,9 +100,6 @@
         </w:numPr>
       </w:pPr>
       <w:r>
-        <w:rPr>
-          <w:lang w:val="es-ES"/>
-        </w:rPr>
         <w:t xml:space="preserve">¿Dónde la aplicas (inbound/outbound, qué interfaz)?</w:t>
       </w:r>
     </w:p>
@@ -136,9 +112,6 @@
         </w:numPr>
       </w:pPr>
       <w:r>
-        <w:rPr>
-          <w:lang w:val="es-ES"/>
-        </w:rPr>
         <w:t xml:space="preserve">¿Qué pasa si el router no soporta time-range? ¿Alternativa?</w:t>
       </w:r>
     </w:p>
@@ -150,83 +123,52 @@
         <w:rPr>
           <w:b/>
           <w:bCs/>
-          <w:lang w:val="es-ES"/>
         </w:rPr>
         <w:t xml:space="preserve">Pista:</w:t>
       </w:r>
       <w:r>
-        <w:rPr>
-          <w:lang w:val="es-ES"/>
-        </w:rPr>
         <w:t xml:space="preserve"> </w:t>
       </w:r>
       <w:r>
         <w:rPr>
           <w:rStyle w:val="VerbatimChar"/>
-          <w:lang w:val="es-ES"/>
         </w:rPr>
         <w:t xml:space="preserve">time-range</w:t>
       </w:r>
       <w:r>
-        <w:rPr>
-          <w:lang w:val="es-ES"/>
-        </w:rPr>
-        <w:t xml:space="preserve"> </w:t>
-      </w:r>
-      <w:r>
-        <w:rPr>
-          <w:lang w:val="es-ES"/>
-        </w:rPr>
+        <w:t xml:space="preserve"> </w:t>
+      </w:r>
+      <w:r>
         <w:t xml:space="preserve">y</w:t>
       </w:r>
       <w:r>
-        <w:rPr>
-          <w:lang w:val="es-ES"/>
-        </w:rPr>
         <w:t xml:space="preserve"> </w:t>
       </w:r>
       <w:r>
         <w:rPr>
           <w:rStyle w:val="VerbatimChar"/>
-          <w:lang w:val="es-ES"/>
         </w:rPr>
         <w:t xml:space="preserve">absolute</w:t>
       </w:r>
       <w:r>
-        <w:rPr>
-          <w:lang w:val="es-ES"/>
-        </w:rPr>
-        <w:t xml:space="preserve"> </w:t>
-      </w:r>
-      <w:r>
-        <w:rPr>
-          <w:lang w:val="es-ES"/>
-        </w:rPr>
+        <w:t xml:space="preserve"> </w:t>
+      </w:r>
+      <w:r>
         <w:t xml:space="preserve">o</w:t>
       </w:r>
       <w:r>
-        <w:rPr>
-          <w:lang w:val="es-ES"/>
-        </w:rPr>
         <w:t xml:space="preserve"> </w:t>
       </w:r>
       <w:r>
         <w:rPr>
           <w:rStyle w:val="VerbatimChar"/>
-          <w:lang w:val="es-ES"/>
         </w:rPr>
         <w:t xml:space="preserve">periodic</w:t>
       </w:r>
       <w:r>
-        <w:rPr>
-          <w:lang w:val="es-ES"/>
-        </w:rPr>
-        <w:t xml:space="preserve"> </w:t>
-      </w:r>
-      <w:r>
-        <w:rPr>
-          <w:lang w:val="es-ES"/>
-        </w:rPr>
+        <w:t xml:space="preserve"> </w:t>
+      </w:r>
+      <w:r>
         <w:t xml:space="preserve">para horarios.</w:t>
       </w:r>
     </w:p>
@@ -237,9 +179,6 @@
         <w:pStyle w:val="Heading2"/>
       </w:pPr>
       <w:r>
-        <w:rPr>
-          <w:lang w:val="es-ES"/>
-        </w:rPr>
         <w:t xml:space="preserve">2. Diagnóstico de ACL</w:t>
       </w:r>
     </w:p>
@@ -248,9 +187,6 @@
         <w:pStyle w:val="FirstParagraph"/>
       </w:pPr>
       <w:r>
-        <w:rPr>
-          <w:lang w:val="es-ES"/>
-        </w:rPr>
         <w:t xml:space="preserve">Un administrador aplica esta ACL en G0/0 de un router (LAN 192.168.1.0/24):</w:t>
       </w:r>
     </w:p>
@@ -261,7 +197,6 @@
       <w:r>
         <w:rPr>
           <w:rStyle w:val="VerbatimChar"/>
-          <w:lang w:val="es-ES"/>
         </w:rPr>
         <w:t xml:space="preserve">access-list 10 deny 192.168.1.10</w:t>
       </w:r>
@@ -271,7 +206,6 @@
       <w:r>
         <w:rPr>
           <w:rStyle w:val="VerbatimChar"/>
-          <w:lang w:val="es-ES"/>
         </w:rPr>
         <w:t xml:space="preserve">access-list 10 permit 192.168.1.0 0.0.0.255</w:t>
       </w:r>
@@ -285,9 +219,6 @@
         </w:numPr>
       </w:pPr>
       <w:r>
-        <w:rPr>
-          <w:lang w:val="es-ES"/>
-        </w:rPr>
         <w:t xml:space="preserve">El PC 192.168.1.10 no puede acceder a Internet. ¿Es normal?</w:t>
       </w:r>
     </w:p>
@@ -300,9 +231,6 @@
         </w:numPr>
       </w:pPr>
       <w:r>
-        <w:rPr>
-          <w:lang w:val="es-ES"/>
-        </w:rPr>
         <w:t xml:space="preserve">¿Y el PC 192.168.1.20? ¿Puede acceder a Internet?</w:t>
       </w:r>
     </w:p>
@@ -315,9 +243,6 @@
         </w:numPr>
       </w:pPr>
       <w:r>
-        <w:rPr>
-          <w:lang w:val="es-ES"/>
-        </w:rPr>
         <w:t xml:space="preserve">¿Qué comando usarías para ver si la ACL está funcionando?</w:t>
       </w:r>
     </w:p>
@@ -330,9 +255,6 @@
         </w:numPr>
       </w:pPr>
       <w:r>
-        <w:rPr>
-          <w:lang w:val="es-ES"/>
-        </w:rPr>
         <w:t xml:space="preserve">Si la ACL se aplica outbound en G0/1 (hacia Internet), ¿cómo afecta al tráfico entre PCs de la misma LAN?</w:t>
       </w:r>
     </w:p>
@@ -343,9 +265,6 @@
         <w:pStyle w:val="Heading2"/>
       </w:pPr>
       <w:r>
-        <w:rPr>
-          <w:lang w:val="es-ES"/>
-        </w:rPr>
         <w:t xml:space="preserve">3. ACL de firewall básico</w:t>
       </w:r>
     </w:p>
@@ -354,9 +273,6 @@
         <w:pStyle w:val="FirstParagraph"/>
       </w:pPr>
       <w:r>
-        <w:rPr>
-          <w:lang w:val="es-ES"/>
-        </w:rPr>
         <w:t xml:space="preserve">Diseña una ACL para un router de borde que protege una red interna (192.168.1.0/24):</w:t>
       </w:r>
     </w:p>
@@ -368,68 +284,37 @@
         <w:rPr>
           <w:b/>
           <w:bCs/>
-          <w:lang w:val="es-ES"/>
         </w:rPr>
         <w:t xml:space="preserve">Reglas:</w:t>
       </w:r>
       <w:r>
-        <w:rPr>
-          <w:lang w:val="es-ES"/>
-        </w:rPr>
-        <w:t xml:space="preserve"> </w:t>
-      </w:r>
-      <w:r>
-        <w:rPr>
-          <w:lang w:val="es-ES"/>
-        </w:rPr>
+        <w:t xml:space="preserve"> </w:t>
+      </w:r>
+      <w:r>
         <w:t xml:space="preserve">1. Permitir HTTP/HTTPS saliente (cualquier destino)</w:t>
       </w:r>
       <w:r>
-        <w:rPr>
-          <w:lang w:val="es-ES"/>
-        </w:rPr>
-        <w:t xml:space="preserve"> </w:t>
-      </w:r>
-      <w:r>
-        <w:rPr>
-          <w:lang w:val="es-ES"/>
-        </w:rPr>
+        <w:t xml:space="preserve"> </w:t>
+      </w:r>
+      <w:r>
         <w:t xml:space="preserve">2. Permitir DNS saliente (UDP 53)</w:t>
       </w:r>
       <w:r>
-        <w:rPr>
-          <w:lang w:val="es-ES"/>
-        </w:rPr>
-        <w:t xml:space="preserve"> </w:t>
-      </w:r>
-      <w:r>
-        <w:rPr>
-          <w:lang w:val="es-ES"/>
-        </w:rPr>
+        <w:t xml:space="preserve"> </w:t>
+      </w:r>
+      <w:r>
         <w:t xml:space="preserve">3. Bloquear SSH saliente (TCP 22)</w:t>
       </w:r>
       <w:r>
-        <w:rPr>
-          <w:lang w:val="es-ES"/>
-        </w:rPr>
-        <w:t xml:space="preserve"> </w:t>
-      </w:r>
-      <w:r>
-        <w:rPr>
-          <w:lang w:val="es-ES"/>
-        </w:rPr>
+        <w:t xml:space="preserve"> </w:t>
+      </w:r>
+      <w:r>
         <w:t xml:space="preserve">4. Permitir todo el tráfico entrante de conexiones establecidas (tráfico de retorno)</w:t>
       </w:r>
       <w:r>
-        <w:rPr>
-          <w:lang w:val="es-ES"/>
-        </w:rPr>
-        <w:t xml:space="preserve"> </w:t>
-      </w:r>
-      <w:r>
-        <w:rPr>
-          <w:lang w:val="es-ES"/>
-        </w:rPr>
+        <w:t xml:space="preserve"> </w:t>
+      </w:r>
+      <w:r>
         <w:t xml:space="preserve">5. Denegar el resto</w:t>
       </w:r>
     </w:p>
@@ -441,45 +326,28 @@
         <w:rPr>
           <w:b/>
           <w:bCs/>
-          <w:lang w:val="es-ES"/>
         </w:rPr>
         <w:t xml:space="preserve">Pista:</w:t>
       </w:r>
       <w:r>
-        <w:rPr>
-          <w:lang w:val="es-ES"/>
-        </w:rPr>
-        <w:t xml:space="preserve"> </w:t>
-      </w:r>
-      <w:r>
-        <w:rPr>
-          <w:lang w:val="es-ES"/>
-        </w:rPr>
+        <w:t xml:space="preserve"> </w:t>
+      </w:r>
+      <w:r>
         <w:t xml:space="preserve">Usa</w:t>
       </w:r>
       <w:r>
-        <w:rPr>
-          <w:lang w:val="es-ES"/>
-        </w:rPr>
         <w:t xml:space="preserve"> </w:t>
       </w:r>
       <w:r>
         <w:rPr>
           <w:rStyle w:val="VerbatimChar"/>
-          <w:lang w:val="es-ES"/>
         </w:rPr>
         <w:t xml:space="preserve">established</w:t>
       </w:r>
       <w:r>
-        <w:rPr>
-          <w:lang w:val="es-ES"/>
-        </w:rPr>
-        <w:t xml:space="preserve"> </w:t>
-      </w:r>
-      <w:r>
-        <w:rPr>
-          <w:lang w:val="es-ES"/>
-        </w:rPr>
+        <w:t xml:space="preserve"> </w:t>
+      </w:r>
+      <w:r>
         <w:t xml:space="preserve">para permitir tráfico de retorno de conexiones iniciadas internamente.</w:t>
       </w:r>
     </w:p>
@@ -490,9 +358,6 @@
         <w:pStyle w:val="Heading2"/>
       </w:pPr>
       <w:r>
-        <w:rPr>
-          <w:lang w:val="es-ES"/>
-        </w:rPr>
         <w:t xml:space="preserve">4. ACL nombrada para horario</w:t>
       </w:r>
     </w:p>
@@ -501,105 +366,65 @@
         <w:pStyle w:val="FirstParagraph"/>
       </w:pPr>
       <w:r>
-        <w:rPr>
-          <w:lang w:val="es-ES"/>
-        </w:rPr>
         <w:t xml:space="preserve">Escribe una ACL nombrada</w:t>
       </w:r>
       <w:r>
-        <w:rPr>
-          <w:lang w:val="es-ES"/>
-        </w:rPr>
         <w:t xml:space="preserve"> </w:t>
       </w:r>
       <w:r>
         <w:rPr>
           <w:rStyle w:val="VerbatimChar"/>
-          <w:lang w:val="es-ES"/>
         </w:rPr>
         <w:t xml:space="preserve">BLOQUEAR_STREAMING</w:t>
       </w:r>
       <w:r>
-        <w:rPr>
-          <w:lang w:val="es-ES"/>
-        </w:rPr>
-        <w:t xml:space="preserve"> </w:t>
-      </w:r>
-      <w:r>
-        <w:rPr>
-          <w:lang w:val="es-ES"/>
-        </w:rPr>
+        <w:t xml:space="preserve"> </w:t>
+      </w:r>
+      <w:r>
         <w:t xml:space="preserve">que bloquee el puerto</w:t>
       </w:r>
       <w:r>
-        <w:rPr>
-          <w:lang w:val="es-ES"/>
-        </w:rPr>
         <w:t xml:space="preserve"> </w:t>
       </w:r>
       <w:r>
         <w:rPr>
           <w:b/>
           <w:bCs/>
-          <w:lang w:val="es-ES"/>
         </w:rPr>
         <w:t xml:space="preserve">443</w:t>
       </w:r>
       <w:r>
-        <w:rPr>
-          <w:lang w:val="es-ES"/>
-        </w:rPr>
-        <w:t xml:space="preserve"> </w:t>
-      </w:r>
-      <w:r>
-        <w:rPr>
-          <w:lang w:val="es-ES"/>
-        </w:rPr>
+        <w:t xml:space="preserve"> </w:t>
+      </w:r>
+      <w:r>
         <w:t xml:space="preserve">(HTTPS)</w:t>
       </w:r>
       <w:r>
-        <w:rPr>
-          <w:lang w:val="es-ES"/>
-        </w:rPr>
         <w:t xml:space="preserve"> </w:t>
       </w:r>
       <w:r>
         <w:rPr>
           <w:b/>
           <w:bCs/>
-          <w:lang w:val="es-ES"/>
         </w:rPr>
         <w:t xml:space="preserve">cualquier día de 9:00 a 18:00</w:t>
       </w:r>
       <w:r>
-        <w:rPr>
-          <w:lang w:val="es-ES"/>
-        </w:rPr>
-        <w:t xml:space="preserve"> </w:t>
-      </w:r>
-      <w:r>
-        <w:rPr>
-          <w:lang w:val="es-ES"/>
-        </w:rPr>
+        <w:t xml:space="preserve"> </w:t>
+      </w:r>
+      <w:r>
         <w:t xml:space="preserve">para la red interna 192.168.1.0/24, permitiendo el resto del tráfico. Incluye el</w:t>
       </w:r>
       <w:r>
-        <w:rPr>
-          <w:lang w:val="es-ES"/>
-        </w:rPr>
         <w:t xml:space="preserve"> </w:t>
       </w:r>
       <w:r>
         <w:rPr>
           <w:rStyle w:val="VerbatimChar"/>
-          <w:lang w:val="es-ES"/>
         </w:rPr>
         <w:t xml:space="preserve">time-range</w:t>
       </w:r>
       <w:r>
-        <w:rPr>
-          <w:lang w:val="es-ES"/>
-        </w:rPr>
         <w:t xml:space="preserve">, la ACL y su aplicación en la interfaz hacia Internet (G0/1).</w:t>
       </w:r>
     </w:p>
@@ -611,108 +436,67 @@
         <w:rPr>
           <w:b/>
           <w:bCs/>
-          <w:lang w:val="es-ES"/>
         </w:rPr>
         <w:t xml:space="preserve">Pista:</w:t>
       </w:r>
       <w:r>
-        <w:rPr>
-          <w:lang w:val="es-ES"/>
-        </w:rPr>
-        <w:t xml:space="preserve"> </w:t>
-      </w:r>
-      <w:r>
-        <w:rPr>
-          <w:lang w:val="es-ES"/>
-        </w:rPr>
+        <w:t xml:space="preserve"> </w:t>
+      </w:r>
+      <w:r>
         <w:t xml:space="preserve">usa</w:t>
       </w:r>
       <w:r>
-        <w:rPr>
-          <w:lang w:val="es-ES"/>
-        </w:rPr>
         <w:t xml:space="preserve"> </w:t>
       </w:r>
       <w:r>
         <w:rPr>
           <w:rStyle w:val="VerbatimChar"/>
-          <w:lang w:val="es-ES"/>
         </w:rPr>
         <w:t xml:space="preserve">time-range</w:t>
       </w:r>
       <w:r>
-        <w:rPr>
-          <w:lang w:val="es-ES"/>
-        </w:rPr>
-        <w:t xml:space="preserve"> </w:t>
-      </w:r>
-      <w:r>
-        <w:rPr>
-          <w:lang w:val="es-ES"/>
-        </w:rPr>
+        <w:t xml:space="preserve"> </w:t>
+      </w:r>
+      <w:r>
         <w:t xml:space="preserve">con</w:t>
       </w:r>
       <w:r>
-        <w:rPr>
-          <w:lang w:val="es-ES"/>
-        </w:rPr>
         <w:t xml:space="preserve"> </w:t>
       </w:r>
       <w:r>
         <w:rPr>
           <w:rStyle w:val="VerbatimChar"/>
-          <w:lang w:val="es-ES"/>
         </w:rPr>
         <w:t xml:space="preserve">periodic daily</w:t>
       </w:r>
       <w:r>
-        <w:rPr>
-          <w:lang w:val="es-ES"/>
-        </w:rPr>
         <w:t xml:space="preserve">, referencia la regla con</w:t>
       </w:r>
       <w:r>
-        <w:rPr>
-          <w:lang w:val="es-ES"/>
-        </w:rPr>
         <w:t xml:space="preserve"> </w:t>
       </w:r>
       <w:r>
         <w:rPr>
           <w:rStyle w:val="VerbatimChar"/>
-          <w:lang w:val="es-ES"/>
         </w:rPr>
         <w:t xml:space="preserve">time-range</w:t>
       </w:r>
       <w:r>
-        <w:rPr>
-          <w:lang w:val="es-ES"/>
-        </w:rPr>
         <w:t xml:space="preserve">, acaba con</w:t>
       </w:r>
       <w:r>
-        <w:rPr>
-          <w:lang w:val="es-ES"/>
-        </w:rPr>
         <w:t xml:space="preserve"> </w:t>
       </w:r>
       <w:r>
         <w:rPr>
           <w:rStyle w:val="VerbatimChar"/>
-          <w:lang w:val="es-ES"/>
         </w:rPr>
         <w:t xml:space="preserve">permit ip any any</w:t>
       </w:r>
       <w:r>
-        <w:rPr>
-          <w:lang w:val="es-ES"/>
-        </w:rPr>
-        <w:t xml:space="preserve"> </w:t>
-      </w:r>
-      <w:r>
-        <w:rPr>
-          <w:lang w:val="es-ES"/>
-        </w:rPr>
+        <w:t xml:space="preserve"> </w:t>
+      </w:r>
+      <w:r>
         <w:t xml:space="preserve">(recuerda el deny any implícito) y aplica la ACL outbound en G0/1.</w:t>
       </w:r>
     </w:p>
@@ -723,9 +507,6 @@
         <w:pStyle w:val="Heading2"/>
       </w:pPr>
       <w:r>
-        <w:rPr>
-          <w:lang w:val="es-ES"/>
-        </w:rPr>
         <w:t xml:space="preserve">5. El orden de las líneas importa</w:t>
       </w:r>
     </w:p>
@@ -734,9 +515,6 @@
         <w:pStyle w:val="FirstParagraph"/>
       </w:pPr>
       <w:r>
-        <w:rPr>
-          <w:lang w:val="es-ES"/>
-        </w:rPr>
         <w:t xml:space="preserve">Estas dos ACLs tienen las mismas líneas en distinto orden. ¿Qué tráfico pasa en cada caso?</w:t>
       </w:r>
     </w:p>
@@ -748,7 +526,6 @@
         <w:rPr>
           <w:b/>
           <w:bCs/>
-          <w:lang w:val="es-ES"/>
         </w:rPr>
         <w:t xml:space="preserve">ACL A:</w:t>
       </w:r>
@@ -760,7 +537,6 @@
       <w:r>
         <w:rPr>
           <w:rStyle w:val="VerbatimChar"/>
-          <w:lang w:val="es-ES"/>
         </w:rPr>
         <w:t xml:space="preserve">access-list 20 deny 192.168.1.0 0.0.0.255</w:t>
       </w:r>
@@ -770,7 +546,6 @@
       <w:r>
         <w:rPr>
           <w:rStyle w:val="VerbatimChar"/>
-          <w:lang w:val="es-ES"/>
         </w:rPr>
         <w:t xml:space="preserve">access-list 20 permit any</w:t>
       </w:r>
@@ -783,7 +558,6 @@
         <w:rPr>
           <w:b/>
           <w:bCs/>
-          <w:lang w:val="es-ES"/>
         </w:rPr>
         <w:t xml:space="preserve">ACL B:</w:t>
       </w:r>
@@ -795,7 +569,6 @@
       <w:r>
         <w:rPr>
           <w:rStyle w:val="VerbatimChar"/>
-          <w:lang w:val="es-ES"/>
         </w:rPr>
         <w:t xml:space="preserve">access-list 20 permit any</w:t>
       </w:r>
@@ -805,7 +578,6 @@
       <w:r>
         <w:rPr>
           <w:rStyle w:val="VerbatimChar"/>
-          <w:lang w:val="es-ES"/>
         </w:rPr>
         <w:t xml:space="preserve">access-list 20 deny 192.168.1.0 0.0.0.255</w:t>
       </w:r>
@@ -819,9 +591,6 @@
         </w:numPr>
       </w:pPr>
       <w:r>
-        <w:rPr>
-          <w:lang w:val="es-ES"/>
-        </w:rPr>
         <w:t xml:space="preserve">¿Qué hace cada una?</w:t>
       </w:r>
     </w:p>
@@ -834,9 +603,6 @@
         </w:numPr>
       </w:pPr>
       <w:r>
-        <w:rPr>
-          <w:lang w:val="es-ES"/>
-        </w:rPr>
         <w:t xml:space="preserve">¿Qué principio rompe la ACL B?</w:t>
       </w:r>
     </w:p>
@@ -848,46 +614,29 @@
         <w:rPr>
           <w:b/>
           <w:bCs/>
-          <w:lang w:val="es-ES"/>
         </w:rPr>
         <w:t xml:space="preserve">Pista:</w:t>
       </w:r>
       <w:r>
-        <w:rPr>
-          <w:lang w:val="es-ES"/>
-        </w:rPr>
-        <w:t xml:space="preserve"> </w:t>
-      </w:r>
-      <w:r>
-        <w:rPr>
-          <w:lang w:val="es-ES"/>
-        </w:rPr>
+        <w:t xml:space="preserve"> </w:t>
+      </w:r>
+      <w:r>
         <w:t xml:space="preserve">el router evalúa las líneas</w:t>
       </w:r>
       <w:r>
-        <w:rPr>
-          <w:lang w:val="es-ES"/>
-        </w:rPr>
         <w:t xml:space="preserve"> </w:t>
       </w:r>
       <w:r>
         <w:rPr>
           <w:b/>
           <w:bCs/>
-          <w:lang w:val="es-ES"/>
         </w:rPr>
         <w:t xml:space="preserve">en orden</w:t>
       </w:r>
       <w:r>
-        <w:rPr>
-          <w:lang w:val="es-ES"/>
-        </w:rPr>
-        <w:t xml:space="preserve"> </w:t>
-      </w:r>
-      <w:r>
-        <w:rPr>
-          <w:lang w:val="es-ES"/>
-        </w:rPr>
+        <w:t xml:space="preserve"> </w:t>
+      </w:r>
+      <w:r>
         <w:t xml:space="preserve">y para en la primera coincidencia.</w:t>
       </w:r>
     </w:p>
@@ -898,9 +647,6 @@
         <w:pStyle w:val="Heading2"/>
       </w:pPr>
       <w:r>
-        <w:rPr>
-          <w:lang w:val="es-ES"/>
-        </w:rPr>
         <w:t xml:space="preserve">6. ACL con error clásico</w:t>
       </w:r>
     </w:p>
@@ -909,9 +655,6 @@
         <w:pStyle w:val="FirstParagraph"/>
       </w:pPr>
       <w:r>
-        <w:rPr>
-          <w:lang w:val="es-ES"/>
-        </w:rPr>
         <w:t xml:space="preserve">Quieres permitir solo SSH a un servidor (10.0.0.50) desde la red de administración (192.168.100.0/24). Un compañero escribe:</w:t>
       </w:r>
     </w:p>
@@ -922,7 +665,6 @@
       <w:r>
         <w:rPr>
           <w:rStyle w:val="VerbatimChar"/>
-          <w:lang w:val="es-ES"/>
         </w:rPr>
         <w:t xml:space="preserve">access-list 110 permit tcp 192.168.100.0 0.0.0.255 host 10.0.0.50 eq 22</w:t>
       </w:r>
@@ -932,7 +674,6 @@
       <w:r>
         <w:rPr>
           <w:rStyle w:val="VerbatimChar"/>
-          <w:lang w:val="es-ES"/>
         </w:rPr>
         <w:t xml:space="preserve">access-list 110 deny ip any any</w:t>
       </w:r>
@@ -942,7 +683,6 @@
       <w:r>
         <w:rPr>
           <w:rStyle w:val="VerbatimChar"/>
-          <w:lang w:val="es-ES"/>
         </w:rPr>
         <w:t xml:space="preserve">access-list 110 permit icmp any any</w:t>
       </w:r>
@@ -956,9 +696,6 @@
         </w:numPr>
       </w:pPr>
       <w:r>
-        <w:rPr>
-          <w:lang w:val="es-ES"/>
-        </w:rPr>
         <w:t xml:space="preserve">¿Funciona el ping hacia el servidor? ¿Por qué?</w:t>
       </w:r>
     </w:p>
@@ -971,9 +708,6 @@
         </w:numPr>
       </w:pPr>
       <w:r>
-        <w:rPr>
-          <w:lang w:val="es-ES"/>
-        </w:rPr>
         <w:t xml:space="preserve">¿Cómo reordenas las líneas para conseguirlo? (pista: en una ACL numerada no puedes reordenar; ¿cómo se hace entonces?)</w:t>
       </w:r>
     </w:p>
@@ -986,28 +720,18 @@
         </w:numPr>
       </w:pPr>
       <w:r>
-        <w:rPr>
-          <w:lang w:val="es-ES"/>
-        </w:rPr>
         <w:t xml:space="preserve">¿Es necesaria la línea</w:t>
       </w:r>
       <w:r>
-        <w:rPr>
-          <w:lang w:val="es-ES"/>
-        </w:rPr>
         <w:t xml:space="preserve"> </w:t>
       </w:r>
       <w:r>
         <w:rPr>
           <w:rStyle w:val="VerbatimChar"/>
-          <w:lang w:val="es-ES"/>
         </w:rPr>
         <w:t xml:space="preserve">deny ip any any</w:t>
       </w:r>
       <w:r>
-        <w:rPr>
-          <w:lang w:val="es-ES"/>
-        </w:rPr>
         <w:t xml:space="preserve">?</w:t>
       </w:r>
     </w:p>
@@ -1018,9 +742,6 @@
         <w:pStyle w:val="Heading2"/>
       </w:pPr>
       <w:r>
-        <w:rPr>
-          <w:lang w:val="es-ES"/>
-        </w:rPr>
         <w:t xml:space="preserve">7. Port Security</w:t>
       </w:r>
     </w:p>
@@ -1029,9 +750,6 @@
         <w:pStyle w:val="FirstParagraph"/>
       </w:pPr>
       <w:r>
-        <w:rPr>
-          <w:lang w:val="es-ES"/>
-        </w:rPr>
         <w:t xml:space="preserve">Un switch tiene la interfaz G0/1 conectada al PC de recepción. Configura Port Security para que:</w:t>
       </w:r>
     </w:p>
@@ -1044,9 +762,6 @@
         </w:numPr>
       </w:pPr>
       <w:r>
-        <w:rPr>
-          <w:lang w:val="es-ES"/>
-        </w:rPr>
         <w:t xml:space="preserve">Solo aprenda una MAC y la guarde en la running-config (sticky).</w:t>
       </w:r>
     </w:p>
@@ -1059,9 +774,6 @@
         </w:numPr>
       </w:pPr>
       <w:r>
-        <w:rPr>
-          <w:lang w:val="es-ES"/>
-        </w:rPr>
         <w:t xml:space="preserve">Si llega otra MAC, descarte los paquetes infractores pero no apague el puerto y genere mensajes de log.</w:t>
       </w:r>
     </w:p>
@@ -1074,9 +786,6 @@
         </w:numPr>
       </w:pPr>
       <w:r>
-        <w:rPr>
-          <w:lang w:val="es-ES"/>
-        </w:rPr>
         <w:t xml:space="preserve">Escribe la configuración completa y el comando para ver el estado.</w:t>
       </w:r>
     </w:p>
@@ -1088,58 +797,37 @@
         <w:rPr>
           <w:b/>
           <w:bCs/>
-          <w:lang w:val="es-ES"/>
         </w:rPr>
         <w:t xml:space="preserve">Pista:</w:t>
       </w:r>
       <w:r>
-        <w:rPr>
-          <w:lang w:val="es-ES"/>
-        </w:rPr>
         <w:t xml:space="preserve"> </w:t>
       </w:r>
       <w:r>
         <w:rPr>
           <w:rStyle w:val="VerbatimChar"/>
-          <w:lang w:val="es-ES"/>
         </w:rPr>
         <w:t xml:space="preserve">switchport port-security violation restrict</w:t>
       </w:r>
       <w:r>
-        <w:rPr>
-          <w:lang w:val="es-ES"/>
-        </w:rPr>
-        <w:t xml:space="preserve"> </w:t>
-      </w:r>
-      <w:r>
-        <w:rPr>
-          <w:lang w:val="es-ES"/>
-        </w:rPr>
+        <w:t xml:space="preserve"> </w:t>
+      </w:r>
+      <w:r>
         <w:t xml:space="preserve">+</w:t>
       </w:r>
       <w:r>
-        <w:rPr>
-          <w:lang w:val="es-ES"/>
-        </w:rPr>
         <w:t xml:space="preserve"> </w:t>
       </w:r>
       <w:r>
         <w:rPr>
           <w:rStyle w:val="VerbatimChar"/>
-          <w:lang w:val="es-ES"/>
         </w:rPr>
         <w:t xml:space="preserve">logging</w:t>
       </w:r>
       <w:r>
-        <w:rPr>
-          <w:lang w:val="es-ES"/>
-        </w:rPr>
-        <w:t xml:space="preserve"> </w:t>
-      </w:r>
-      <w:r>
-        <w:rPr>
-          <w:lang w:val="es-ES"/>
-        </w:rPr>
+        <w:t xml:space="preserve"> </w:t>
+      </w:r>
+      <w:r>
         <w:t xml:space="preserve">integrado.</w:t>
       </w:r>
     </w:p>
@@ -1150,9 +838,6 @@
         <w:pStyle w:val="Heading2"/>
       </w:pPr>
       <w:r>
-        <w:rPr>
-          <w:lang w:val="es-ES"/>
-        </w:rPr>
         <w:t xml:space="preserve">8. Mini-caso final</w:t>
       </w:r>
     </w:p>
@@ -1161,27 +846,15 @@
         <w:pStyle w:val="FirstParagraph"/>
       </w:pPr>
       <w:r>
-        <w:rPr>
-          <w:lang w:val="es-ES"/>
-        </w:rPr>
         <w:t xml:space="preserve">Un instituto pide:</w:t>
       </w:r>
       <w:r>
-        <w:rPr>
-          <w:lang w:val="es-ES"/>
-        </w:rPr>
-        <w:t xml:space="preserve"> </w:t>
-      </w:r>
-      <w:r>
-        <w:rPr>
-          <w:lang w:val="es-ES"/>
-        </w:rPr>
+        <w:t xml:space="preserve"> </w:t>
+      </w:r>
+      <w:r>
         <w:t xml:space="preserve">“la sala de profesores (192.168.10.0/24) no puede usar el WiFi de alumnos (192.168.20.0/24), pero ambos deben salir a Internet (G0/2 del router) y los profesores acceden al servidor de notas (10.0.0.5) por HTTPS”</w:t>
       </w:r>
       <w:r>
-        <w:rPr>
-          <w:lang w:val="es-ES"/>
-        </w:rPr>
         <w:t xml:space="preserve">.</w:t>
       </w:r>
     </w:p>
@@ -1194,9 +867,6 @@
         </w:numPr>
       </w:pPr>
       <w:r>
-        <w:rPr>
-          <w:lang w:val="es-ES"/>
-        </w:rPr>
         <w:t xml:space="preserve">Diseña las ACLs mínimas (nómbralas) y di en qué interfaz/sentido las aplicas.</w:t>
       </w:r>
     </w:p>
@@ -1209,9 +879,6 @@
         </w:numPr>
       </w:pPr>
       <w:r>
-        <w:rPr>
-          <w:lang w:val="es-ES"/>
-        </w:rPr>
         <w:t xml:space="preserve">¿Qué pasa con el retorno del tráfico de profesores hacia el servidor con tu diseño?</w:t>
       </w:r>
     </w:p>
@@ -1224,27 +891,15 @@
         </w:numPr>
       </w:pPr>
       <w:r>
-        <w:rPr>
-          <w:lang w:val="es-ES"/>
-        </w:rPr>
         <w:t xml:space="preserve">¿Qué le dirías al director si pide</w:t>
       </w:r>
       <w:r>
-        <w:rPr>
-          <w:lang w:val="es-ES"/>
-        </w:rPr>
-        <w:t xml:space="preserve"> </w:t>
-      </w:r>
-      <w:r>
-        <w:rPr>
-          <w:lang w:val="es-ES"/>
-        </w:rPr>
+        <w:t xml:space="preserve"> </w:t>
+      </w:r>
+      <w:r>
         <w:t xml:space="preserve">“bloquear YouTube por completo”</w:t>
       </w:r>
       <w:r>
-        <w:rPr>
-          <w:lang w:val="es-ES"/>
-        </w:rPr>
         <w:t xml:space="preserve">? (reflexiona: ACLs vs herramientas adecuadas)</w:t>
       </w:r>
     </w:p>

--- a/docx/08-acl-seguridad/boletin-U08-avanzado.docx
+++ b/docx/08-acl-seguridad/boletin-U08-avanzado.docx
@@ -28,23 +28,23 @@
         </w:p>
       </w:sdtContent>
     </w:sdt>
-    <w:bookmarkStart w:id="9" w:name="boletín-ud8-avanzado"/>
+    <w:bookmarkStart w:id="9" w:name="boletín-de-acl-y-seguridad-avanzado"/>
     <w:p>
       <w:pPr>
         <w:pStyle w:val="Heading1"/>
       </w:pPr>
       <w:r>
-        <w:t xml:space="preserve">Boletín UD8 — Avanzado</w:t>
+        <w:t xml:space="preserve">Boletín de ACL y seguridad — Avanzado</w:t>
       </w:r>
     </w:p>
     <w:bookmarkEnd w:id="9"/>
-    <w:bookmarkStart w:id="18" w:name="boletín-ud8-avanzado-1"/>
+    <w:bookmarkStart w:id="18" w:name="boletín-de-acl-y-seguridad-avanzado-1"/>
     <w:p>
       <w:pPr>
         <w:pStyle w:val="Heading1"/>
       </w:pPr>
       <w:r>
-        <w:t xml:space="preserve">📝 Boletín UD8 — Avanzado</w:t>
+        <w:t xml:space="preserve">📝 Boletín de ACL y seguridad — Avanzado</w:t>
       </w:r>
     </w:p>
     <w:p>

--- a/docx/08-acl-seguridad/boletin-U08-avanzado.docx
+++ b/docx/08-acl-seguridad/boletin-U08-avanzado.docx
@@ -38,7 +38,7 @@
       </w:r>
     </w:p>
     <w:bookmarkEnd w:id="9"/>
-    <w:bookmarkStart w:id="18" w:name="boletín-de-acl-y-seguridad-avanzado-1"/>
+    <w:bookmarkStart w:id="20" w:name="boletín-de-acl-y-seguridad-avanzado-1"/>
     <w:p>
       <w:pPr>
         <w:pStyle w:val="Heading1"/>
@@ -832,13 +832,13 @@
       </w:r>
     </w:p>
     <w:bookmarkEnd w:id="16"/>
-    <w:bookmarkStart w:id="17" w:name="mini-caso-final"/>
+    <w:bookmarkStart w:id="17" w:name="diagnóstico-de-port-security"/>
     <w:p>
       <w:pPr>
         <w:pStyle w:val="Heading2"/>
       </w:pPr>
       <w:r>
-        <w:t xml:space="preserve">8. Mini-caso final</w:t>
+        <w:t xml:space="preserve">8. Diagnóstico de port security</w:t>
       </w:r>
     </w:p>
     <w:p>
@@ -846,16 +846,35 @@
         <w:pStyle w:val="FirstParagraph"/>
       </w:pPr>
       <w:r>
-        <w:t xml:space="preserve">Un instituto pide:</w:t>
-      </w:r>
-      <w:r>
-        <w:t xml:space="preserve"> </w:t>
-      </w:r>
-      <w:r>
-        <w:t xml:space="preserve">“la sala de profesores (192.168.10.0/24) no puede usar el WiFi de alumnos (192.168.20.0/24), pero ambos deben salir a Internet (G0/2 del router) y los profesores acceden al servidor de notas (10.0.0.5) por HTTPS”</w:t>
-      </w:r>
-      <w:r>
-        <w:t xml:space="preserve">.</w:t>
+        <w:t xml:space="preserve">Un administrador configuró port security en un puerto:</w:t>
+      </w:r>
+    </w:p>
+    <w:p>
+      <w:pPr>
+        <w:pStyle w:val="SourceCode"/>
+      </w:pPr>
+      <w:r>
+        <w:rPr>
+          <w:rStyle w:val="VerbatimChar"/>
+        </w:rPr>
+        <w:t xml:space="preserve">Switch(config-if)# switchport port-security maximum 1</w:t>
+      </w:r>
+      <w:r>
+        <w:br/>
+      </w:r>
+      <w:r>
+        <w:rPr>
+          <w:rStyle w:val="VerbatimChar"/>
+        </w:rPr>
+        <w:t xml:space="preserve">Switch(config-if)# switchport port-security violation shutdown</w:t>
+      </w:r>
+    </w:p>
+    <w:p>
+      <w:pPr>
+        <w:pStyle w:val="FirstParagraph"/>
+      </w:pPr>
+      <w:r>
+        <w:t xml:space="preserve">Un usuario se conecta con su portátil y funciona. Luego conecta otro portátil (el suyo y el de un compañero) usando un switch no administrado. El puerto se deshabilita.</w:t>
       </w:r>
     </w:p>
     <w:p>
@@ -867,7 +886,7 @@
         </w:numPr>
       </w:pPr>
       <w:r>
-        <w:t xml:space="preserve">Diseña las ACLs mínimas (nómbralas) y di en qué interfaz/sentido las aplicas.</w:t>
+        <w:t xml:space="preserve">¿Por qué ocurrió?</w:t>
       </w:r>
     </w:p>
     <w:p>
@@ -879,7 +898,7 @@
         </w:numPr>
       </w:pPr>
       <w:r>
-        <w:t xml:space="preserve">¿Qué pasa con el retorno del tráfico de profesores hacia el servidor con tu diseño?</w:t>
+        <w:t xml:space="preserve">¿Qué dos cambios harías en la configuración para permitir esta situación sin perder seguridad?</w:t>
       </w:r>
     </w:p>
     <w:p>
@@ -891,6 +910,233 @@
         </w:numPr>
       </w:pPr>
       <w:r>
+        <w:t xml:space="preserve">¿Cómo recuperas el puerto?</w:t>
+      </w:r>
+    </w:p>
+    <w:bookmarkEnd w:id="17"/>
+    <w:bookmarkStart w:id="18" w:name="Xec7884ac2ad1ffd996301628f2a85de9f6be052"/>
+    <w:p>
+      <w:pPr>
+        <w:pStyle w:val="Heading2"/>
+      </w:pPr>
+      <w:r>
+        <w:t xml:space="preserve">9. Laboratorio: Port Security en la sala de profesores</w:t>
+      </w:r>
+    </w:p>
+    <w:p>
+      <w:pPr>
+        <w:pStyle w:val="FirstParagraph"/>
+      </w:pPr>
+      <w:r>
+        <w:t xml:space="preserve">Configura el puerto Fa0/24 del switch (donde se enchufa el PC de la sala de profesores) para que:</w:t>
+      </w:r>
+    </w:p>
+    <w:p>
+      <w:pPr>
+        <w:pStyle w:val="Compact"/>
+        <w:numPr>
+          <w:ilvl w:val="0"/>
+          <w:numId w:val="1007"/>
+        </w:numPr>
+      </w:pPr>
+      <w:r>
+        <w:t xml:space="preserve">Solo permita 1 MAC aprendida automáticamente y permanente (sticky).</w:t>
+      </w:r>
+    </w:p>
+    <w:p>
+      <w:pPr>
+        <w:pStyle w:val="Compact"/>
+        <w:numPr>
+          <w:ilvl w:val="0"/>
+          <w:numId w:val="1007"/>
+        </w:numPr>
+      </w:pPr>
+      <w:r>
+        <w:t xml:space="preserve">Si aparece una segunda MAC, el puerto se deshabilite (violación shutdown).</w:t>
+      </w:r>
+    </w:p>
+    <w:p>
+      <w:pPr>
+        <w:pStyle w:val="Compact"/>
+        <w:numPr>
+          <w:ilvl w:val="0"/>
+          <w:numId w:val="1007"/>
+        </w:numPr>
+      </w:pPr>
+      <w:r>
+        <w:t xml:space="preserve">Escribe los comandos completos y verifica con el comando de comprobación adecuado.</w:t>
+      </w:r>
+    </w:p>
+    <w:p>
+      <w:pPr>
+        <w:pStyle w:val="FirstParagraph"/>
+      </w:pPr>
+      <w:r>
+        <w:t xml:space="preserve">Después, un profe desenchufa su PC y conecta su portátil personal. El puerto entra en errdisable.</w:t>
+      </w:r>
+    </w:p>
+    <w:p>
+      <w:pPr>
+        <w:pStyle w:val="Compact"/>
+        <w:numPr>
+          <w:ilvl w:val="0"/>
+          <w:numId w:val="1008"/>
+        </w:numPr>
+      </w:pPr>
+      <w:r>
+        <w:t xml:space="preserve">¿Por qué ha ocurrido la violación si solo hay UN dispositivo conectado?</w:t>
+      </w:r>
+    </w:p>
+    <w:p>
+      <w:pPr>
+        <w:pStyle w:val="Compact"/>
+        <w:numPr>
+          <w:ilvl w:val="0"/>
+          <w:numId w:val="1008"/>
+        </w:numPr>
+      </w:pPr>
+      <w:r>
+        <w:t xml:space="preserve">¿Qué dos comandos ejecutarías para recuperar el puerto?</w:t>
+      </w:r>
+    </w:p>
+    <w:p>
+      <w:pPr>
+        <w:pStyle w:val="Compact"/>
+        <w:numPr>
+          <w:ilvl w:val="0"/>
+          <w:numId w:val="1008"/>
+        </w:numPr>
+      </w:pPr>
+      <w:r>
+        <w:t xml:space="preserve">¿Cómo evitarías el problema sin perder seguridad (piensa en el envejecimiento de la MAC sticky)?</w:t>
+      </w:r>
+    </w:p>
+    <w:p>
+      <w:pPr>
+        <w:pStyle w:val="FirstParagraph"/>
+      </w:pPr>
+      <w:r>
+        <w:rPr>
+          <w:b/>
+          <w:bCs/>
+        </w:rPr>
+        <w:t xml:space="preserve">Pista:</w:t>
+      </w:r>
+      <w:r>
+        <w:t xml:space="preserve"> </w:t>
+      </w:r>
+      <w:r>
+        <w:t xml:space="preserve">la MAC sticky NO caduca aunque el PC se desenchufe; si cambias de equipo, hay dos MACs distintas</w:t>
+      </w:r>
+      <w:r>
+        <w:t xml:space="preserve"> </w:t>
+      </w:r>
+      <w:r>
+        <w:t xml:space="preserve">“conocidas”</w:t>
+      </w:r>
+      <w:r>
+        <w:t xml:space="preserve"> </w:t>
+      </w:r>
+      <w:r>
+        <w:t xml:space="preserve">en el puerto y se supera el máximo. Para recuperar errdisable:</w:t>
+      </w:r>
+      <w:r>
+        <w:t xml:space="preserve"> </w:t>
+      </w:r>
+      <w:r>
+        <w:rPr>
+          <w:rStyle w:val="VerbatimChar"/>
+        </w:rPr>
+        <w:t xml:space="preserve">shutdown</w:t>
+      </w:r>
+      <w:r>
+        <w:t xml:space="preserve"> </w:t>
+      </w:r>
+      <w:r>
+        <w:t xml:space="preserve">+</w:t>
+      </w:r>
+      <w:r>
+        <w:t xml:space="preserve"> </w:t>
+      </w:r>
+      <w:r>
+        <w:rPr>
+          <w:rStyle w:val="VerbatimChar"/>
+        </w:rPr>
+        <w:t xml:space="preserve">no shutdown</w:t>
+      </w:r>
+      <w:r>
+        <w:t xml:space="preserve">. Para expirar la sticky cuando el dispositivo se desenchufa, configura el envejecimiento de la port security (</w:t>
+      </w:r>
+      <w:r>
+        <w:rPr>
+          <w:rStyle w:val="VerbatimChar"/>
+        </w:rPr>
+        <w:t xml:space="preserve">switchport port-security aging</w:t>
+      </w:r>
+      <w:r>
+        <w:t xml:space="preserve">).</w:t>
+      </w:r>
+    </w:p>
+    <w:bookmarkEnd w:id="18"/>
+    <w:bookmarkStart w:id="19" w:name="mini-caso-final"/>
+    <w:p>
+      <w:pPr>
+        <w:pStyle w:val="Heading2"/>
+      </w:pPr>
+      <w:r>
+        <w:t xml:space="preserve">10. Mini-caso final</w:t>
+      </w:r>
+    </w:p>
+    <w:p>
+      <w:pPr>
+        <w:pStyle w:val="FirstParagraph"/>
+      </w:pPr>
+      <w:r>
+        <w:t xml:space="preserve">Un instituto pide:</w:t>
+      </w:r>
+      <w:r>
+        <w:t xml:space="preserve"> </w:t>
+      </w:r>
+      <w:r>
+        <w:t xml:space="preserve">“la sala de profesores (192.168.10.0/24) no puede usar el WiFi de alumnos (192.168.20.0/24), pero ambos deben salir a Internet (G0/2 del router) y los profesores acceden al servidor de notas (10.0.0.5) por HTTPS”</w:t>
+      </w:r>
+      <w:r>
+        <w:t xml:space="preserve">.</w:t>
+      </w:r>
+    </w:p>
+    <w:p>
+      <w:pPr>
+        <w:pStyle w:val="Compact"/>
+        <w:numPr>
+          <w:ilvl w:val="0"/>
+          <w:numId w:val="1009"/>
+        </w:numPr>
+      </w:pPr>
+      <w:r>
+        <w:t xml:space="preserve">Diseña las ACLs mínimas (nómbralas) y di en qué interfaz/sentido las aplicas.</w:t>
+      </w:r>
+    </w:p>
+    <w:p>
+      <w:pPr>
+        <w:pStyle w:val="Compact"/>
+        <w:numPr>
+          <w:ilvl w:val="0"/>
+          <w:numId w:val="1009"/>
+        </w:numPr>
+      </w:pPr>
+      <w:r>
+        <w:t xml:space="preserve">¿Qué pasa con el retorno del tráfico de profesores hacia el servidor con tu diseño?</w:t>
+      </w:r>
+    </w:p>
+    <w:p>
+      <w:pPr>
+        <w:pStyle w:val="Compact"/>
+        <w:numPr>
+          <w:ilvl w:val="0"/>
+          <w:numId w:val="1009"/>
+        </w:numPr>
+      </w:pPr>
+      <w:r>
         <w:t xml:space="preserve">¿Qué le dirías al director si pide</w:t>
       </w:r>
       <w:r>
@@ -903,8 +1149,8 @@
         <w:t xml:space="preserve">? (reflexiona: ACLs vs herramientas adecuadas)</w:t>
       </w:r>
     </w:p>
-    <w:bookmarkEnd w:id="17"/>
-    <w:bookmarkEnd w:id="18"/>
+    <w:bookmarkEnd w:id="19"/>
+    <w:bookmarkEnd w:id="20"/>
     <w:sectPr>
       <w:footnotePr>
         <w:numRestart w:val="eachSect"/>
@@ -1100,6 +1346,91 @@
       </w:pPr>
     </w:lvl>
   </w:abstractNum>
+  <w:abstractNum w:abstractNumId="99724">
+    <w:nsid w:val="00A99724"/>
+    <w:multiLevelType w:val="multilevel"/>
+    <w:lvl w:ilvl="0">
+      <w:start w:val="4"/>
+      <w:numFmt w:val="lowerLetter"/>
+      <w:lvlText w:val="%1)"/>
+      <w:lvlJc w:val="left"/>
+      <w:pPr>
+        <w:ind w:left="720" w:hanging="360"/>
+      </w:pPr>
+    </w:lvl>
+    <w:lvl w:ilvl="1">
+      <w:start w:val="4"/>
+      <w:numFmt w:val="lowerLetter"/>
+      <w:lvlText w:val="%2)"/>
+      <w:lvlJc w:val="left"/>
+      <w:pPr>
+        <w:ind w:left="1440" w:hanging="360"/>
+      </w:pPr>
+    </w:lvl>
+    <w:lvl w:ilvl="2">
+      <w:start w:val="4"/>
+      <w:numFmt w:val="lowerLetter"/>
+      <w:lvlText w:val="%3)"/>
+      <w:lvlJc w:val="left"/>
+      <w:pPr>
+        <w:ind w:left="2160" w:hanging="360"/>
+      </w:pPr>
+    </w:lvl>
+    <w:lvl w:ilvl="3">
+      <w:start w:val="4"/>
+      <w:numFmt w:val="lowerLetter"/>
+      <w:lvlText w:val="%4)"/>
+      <w:lvlJc w:val="left"/>
+      <w:pPr>
+        <w:ind w:left="2880" w:hanging="360"/>
+      </w:pPr>
+    </w:lvl>
+    <w:lvl w:ilvl="4">
+      <w:start w:val="4"/>
+      <w:numFmt w:val="lowerLetter"/>
+      <w:lvlText w:val="%5)"/>
+      <w:lvlJc w:val="left"/>
+      <w:pPr>
+        <w:ind w:left="3600" w:hanging="360"/>
+      </w:pPr>
+    </w:lvl>
+    <w:lvl w:ilvl="5">
+      <w:start w:val="4"/>
+      <w:numFmt w:val="lowerLetter"/>
+      <w:lvlText w:val="%6)"/>
+      <w:lvlJc w:val="left"/>
+      <w:pPr>
+        <w:ind w:left="4320" w:hanging="360"/>
+      </w:pPr>
+    </w:lvl>
+    <w:lvl w:ilvl="6">
+      <w:start w:val="4"/>
+      <w:numFmt w:val="lowerLetter"/>
+      <w:lvlText w:val="%7)"/>
+      <w:lvlJc w:val="left"/>
+      <w:pPr>
+        <w:ind w:left="5040" w:hanging="360"/>
+      </w:pPr>
+    </w:lvl>
+    <w:lvl w:ilvl="7">
+      <w:start w:val="4"/>
+      <w:numFmt w:val="lowerLetter"/>
+      <w:lvlText w:val="%8)"/>
+      <w:lvlJc w:val="left"/>
+      <w:pPr>
+        <w:ind w:left="5760" w:hanging="360"/>
+      </w:pPr>
+    </w:lvl>
+    <w:lvl w:ilvl="8">
+      <w:start w:val="4"/>
+      <w:numFmt w:val="lowerLetter"/>
+      <w:lvlText w:val="%9)"/>
+      <w:lvlJc w:val="left"/>
+      <w:pPr>
+        <w:ind w:left="6480" w:hanging="360"/>
+      </w:pPr>
+    </w:lvl>
+  </w:abstractNum>
   <w:num w:numId="1000">
     <w:abstractNumId w:val="990"/>
   </w:num>
@@ -1254,6 +1585,96 @@
     </w:lvlOverride>
   </w:num>
   <w:num w:numId="1006">
+    <w:abstractNumId w:val="99721"/>
+    <w:lvlOverride w:ilvl="0">
+      <w:startOverride w:val="1"/>
+    </w:lvlOverride>
+    <w:lvlOverride w:ilvl="1">
+      <w:startOverride w:val="1"/>
+    </w:lvlOverride>
+    <w:lvlOverride w:ilvl="2">
+      <w:startOverride w:val="1"/>
+    </w:lvlOverride>
+    <w:lvlOverride w:ilvl="3">
+      <w:startOverride w:val="1"/>
+    </w:lvlOverride>
+    <w:lvlOverride w:ilvl="4">
+      <w:startOverride w:val="1"/>
+    </w:lvlOverride>
+    <w:lvlOverride w:ilvl="5">
+      <w:startOverride w:val="1"/>
+    </w:lvlOverride>
+    <w:lvlOverride w:ilvl="6">
+      <w:startOverride w:val="1"/>
+    </w:lvlOverride>
+    <w:lvlOverride w:ilvl="7">
+      <w:startOverride w:val="1"/>
+    </w:lvlOverride>
+    <w:lvlOverride w:ilvl="8">
+      <w:startOverride w:val="1"/>
+    </w:lvlOverride>
+  </w:num>
+  <w:num w:numId="1007">
+    <w:abstractNumId w:val="99721"/>
+    <w:lvlOverride w:ilvl="0">
+      <w:startOverride w:val="1"/>
+    </w:lvlOverride>
+    <w:lvlOverride w:ilvl="1">
+      <w:startOverride w:val="1"/>
+    </w:lvlOverride>
+    <w:lvlOverride w:ilvl="2">
+      <w:startOverride w:val="1"/>
+    </w:lvlOverride>
+    <w:lvlOverride w:ilvl="3">
+      <w:startOverride w:val="1"/>
+    </w:lvlOverride>
+    <w:lvlOverride w:ilvl="4">
+      <w:startOverride w:val="1"/>
+    </w:lvlOverride>
+    <w:lvlOverride w:ilvl="5">
+      <w:startOverride w:val="1"/>
+    </w:lvlOverride>
+    <w:lvlOverride w:ilvl="6">
+      <w:startOverride w:val="1"/>
+    </w:lvlOverride>
+    <w:lvlOverride w:ilvl="7">
+      <w:startOverride w:val="1"/>
+    </w:lvlOverride>
+    <w:lvlOverride w:ilvl="8">
+      <w:startOverride w:val="1"/>
+    </w:lvlOverride>
+  </w:num>
+  <w:num w:numId="1008">
+    <w:abstractNumId w:val="99724"/>
+    <w:lvlOverride w:ilvl="0">
+      <w:startOverride w:val="4"/>
+    </w:lvlOverride>
+    <w:lvlOverride w:ilvl="1">
+      <w:startOverride w:val="4"/>
+    </w:lvlOverride>
+    <w:lvlOverride w:ilvl="2">
+      <w:startOverride w:val="4"/>
+    </w:lvlOverride>
+    <w:lvlOverride w:ilvl="3">
+      <w:startOverride w:val="4"/>
+    </w:lvlOverride>
+    <w:lvlOverride w:ilvl="4">
+      <w:startOverride w:val="4"/>
+    </w:lvlOverride>
+    <w:lvlOverride w:ilvl="5">
+      <w:startOverride w:val="4"/>
+    </w:lvlOverride>
+    <w:lvlOverride w:ilvl="6">
+      <w:startOverride w:val="4"/>
+    </w:lvlOverride>
+    <w:lvlOverride w:ilvl="7">
+      <w:startOverride w:val="4"/>
+    </w:lvlOverride>
+    <w:lvlOverride w:ilvl="8">
+      <w:startOverride w:val="4"/>
+    </w:lvlOverride>
+  </w:num>
+  <w:num w:numId="1009">
     <w:abstractNumId w:val="99721"/>
     <w:lvlOverride w:ilvl="0">
       <w:startOverride w:val="1"/>
